--- a/note.docx
+++ b/note.docx
@@ -4087,310 +4087,67 @@
     <w:p>
       <w:pPr>
         <w:widowControl w:val="0"/>
-        <w:numPr>
-          <w:ilvl w:val="0"/>
-          <w:numId w:val="7"/>
-        </w:numPr>
         <w:tabs>
-          <w:tab w:val="left" w:pos="1108"/>
+          <w:tab w:val="left" w:pos="479"/>
         </w:tabs>
         <w:autoSpaceDE w:val="0"/>
         <w:autoSpaceDN w:val="0"/>
-        <w:spacing w:before="299" w:line="278" w:lineRule="auto"/>
-        <w:ind w:right="305" w:firstLine="706"/>
+        <w:spacing w:line="240" w:lineRule="auto"/>
+        <w:ind w:left="140" w:right="141" w:firstLine="0"/>
         <w:rPr>
           <w:rFonts w:eastAsia="Times New Roman" w:cs="Times New Roman"/>
           <w:sz w:val="26"/>
         </w:rPr>
       </w:pPr>
-      <w:r>
-        <w:rPr>
-          <w:rFonts w:eastAsia="Times New Roman" w:cs="Times New Roman"/>
-          <w:sz w:val="26"/>
-        </w:rPr>
-        <w:t>Павловская</w:t>
-      </w:r>
-      <w:r>
-        <w:rPr>
-          <w:rFonts w:eastAsia="Times New Roman" w:cs="Times New Roman"/>
-          <w:spacing w:val="-16"/>
-          <w:sz w:val="26"/>
-        </w:rPr>
-        <w:t xml:space="preserve"> </w:t>
-      </w:r>
-      <w:r>
-        <w:rPr>
-          <w:rFonts w:eastAsia="Times New Roman" w:cs="Times New Roman"/>
-          <w:sz w:val="26"/>
-        </w:rPr>
-        <w:t>Т.А.</w:t>
-      </w:r>
-      <w:r>
-        <w:rPr>
-          <w:rFonts w:eastAsia="Times New Roman" w:cs="Times New Roman"/>
-          <w:spacing w:val="-9"/>
-          <w:sz w:val="26"/>
-        </w:rPr>
-        <w:t xml:space="preserve"> </w:t>
-      </w:r>
-      <w:r>
-        <w:rPr>
-          <w:rFonts w:eastAsia="Times New Roman" w:cs="Times New Roman"/>
-          <w:sz w:val="26"/>
-        </w:rPr>
-        <w:t>C/C++.</w:t>
-      </w:r>
-      <w:r>
-        <w:rPr>
-          <w:rFonts w:eastAsia="Times New Roman" w:cs="Times New Roman"/>
-          <w:spacing w:val="-11"/>
-          <w:sz w:val="26"/>
-        </w:rPr>
-        <w:t xml:space="preserve"> </w:t>
-      </w:r>
-      <w:r>
-        <w:rPr>
-          <w:rFonts w:eastAsia="Times New Roman" w:cs="Times New Roman"/>
-          <w:sz w:val="26"/>
-        </w:rPr>
-        <w:t>Программирование</w:t>
-      </w:r>
-      <w:r>
-        <w:rPr>
-          <w:rFonts w:eastAsia="Times New Roman" w:cs="Times New Roman"/>
-          <w:spacing w:val="-13"/>
-          <w:sz w:val="26"/>
-        </w:rPr>
-        <w:t xml:space="preserve"> </w:t>
-      </w:r>
-      <w:r>
-        <w:rPr>
-          <w:rFonts w:eastAsia="Times New Roman" w:cs="Times New Roman"/>
-          <w:sz w:val="26"/>
-        </w:rPr>
-        <w:t>на</w:t>
-      </w:r>
-      <w:r>
-        <w:rPr>
-          <w:rFonts w:eastAsia="Times New Roman" w:cs="Times New Roman"/>
-          <w:spacing w:val="-13"/>
-          <w:sz w:val="26"/>
-        </w:rPr>
-        <w:t xml:space="preserve"> </w:t>
-      </w:r>
-      <w:r>
-        <w:rPr>
-          <w:rFonts w:eastAsia="Times New Roman" w:cs="Times New Roman"/>
-          <w:sz w:val="26"/>
-        </w:rPr>
-        <w:t>языке</w:t>
-      </w:r>
-      <w:r>
-        <w:rPr>
-          <w:rFonts w:eastAsia="Times New Roman" w:cs="Times New Roman"/>
-          <w:spacing w:val="-13"/>
-          <w:sz w:val="26"/>
-        </w:rPr>
-        <w:t xml:space="preserve"> </w:t>
-      </w:r>
-      <w:r>
-        <w:rPr>
-          <w:rFonts w:eastAsia="Times New Roman" w:cs="Times New Roman"/>
-          <w:sz w:val="26"/>
-        </w:rPr>
-        <w:t>высокого</w:t>
-      </w:r>
-      <w:r>
-        <w:rPr>
-          <w:rFonts w:eastAsia="Times New Roman" w:cs="Times New Roman"/>
-          <w:spacing w:val="-13"/>
-          <w:sz w:val="26"/>
-        </w:rPr>
-        <w:t xml:space="preserve"> </w:t>
-      </w:r>
-      <w:r>
-        <w:rPr>
-          <w:rFonts w:eastAsia="Times New Roman" w:cs="Times New Roman"/>
-          <w:sz w:val="26"/>
-        </w:rPr>
-        <w:t>уровня</w:t>
-      </w:r>
-      <w:r>
-        <w:rPr>
-          <w:rFonts w:eastAsia="Times New Roman" w:cs="Times New Roman"/>
-          <w:spacing w:val="-13"/>
-          <w:sz w:val="26"/>
-        </w:rPr>
-        <w:t xml:space="preserve"> </w:t>
-      </w:r>
-      <w:r>
-        <w:rPr>
-          <w:rFonts w:eastAsia="Times New Roman" w:cs="Times New Roman"/>
-          <w:sz w:val="26"/>
-        </w:rPr>
-        <w:t>/</w:t>
-      </w:r>
-      <w:r>
-        <w:rPr>
-          <w:rFonts w:eastAsia="Times New Roman" w:cs="Times New Roman"/>
-          <w:spacing w:val="-17"/>
-          <w:sz w:val="26"/>
-        </w:rPr>
-        <w:t xml:space="preserve"> </w:t>
-      </w:r>
-      <w:r>
-        <w:rPr>
-          <w:rFonts w:eastAsia="Times New Roman" w:cs="Times New Roman"/>
-          <w:sz w:val="26"/>
-        </w:rPr>
-        <w:t>Т.</w:t>
-      </w:r>
-      <w:r>
-        <w:rPr>
-          <w:rFonts w:eastAsia="Times New Roman" w:cs="Times New Roman"/>
-          <w:spacing w:val="-14"/>
-          <w:sz w:val="26"/>
-        </w:rPr>
-        <w:t xml:space="preserve"> </w:t>
-      </w:r>
-      <w:r>
-        <w:rPr>
-          <w:rFonts w:eastAsia="Times New Roman" w:cs="Times New Roman"/>
-          <w:sz w:val="26"/>
-        </w:rPr>
-        <w:t>А. Павловская. — СПб.: Питер, 2003 - 461 с.</w:t>
-      </w:r>
     </w:p>
     <w:p>
       <w:pPr>
         <w:widowControl w:val="0"/>
         <w:numPr>
           <w:ilvl w:val="0"/>
-          <w:numId w:val="7"/>
+          <w:numId w:val="12"/>
         </w:numPr>
-        <w:tabs>
-          <w:tab w:val="left" w:pos="1108"/>
-        </w:tabs>
         <w:autoSpaceDE w:val="0"/>
         <w:autoSpaceDN w:val="0"/>
-        <w:spacing w:line="280" w:lineRule="auto"/>
-        <w:ind w:right="357" w:firstLine="706"/>
+        <w:spacing w:before="120" w:line="240" w:lineRule="auto"/>
+        <w:ind w:left="856" w:hanging="357"/>
+        <w:jc w:val="left"/>
         <w:rPr>
           <w:rFonts w:eastAsia="Times New Roman" w:cs="Times New Roman"/>
           <w:sz w:val="26"/>
         </w:rPr>
       </w:pPr>
-      <w:r>
-        <w:rPr>
-          <w:rFonts w:eastAsia="Times New Roman" w:cs="Times New Roman"/>
-          <w:sz w:val="26"/>
-        </w:rPr>
-        <w:t>Павловская</w:t>
-      </w:r>
-      <w:r>
-        <w:rPr>
-          <w:rFonts w:eastAsia="Times New Roman" w:cs="Times New Roman"/>
-          <w:spacing w:val="-16"/>
-          <w:sz w:val="26"/>
-        </w:rPr>
-        <w:t xml:space="preserve"> </w:t>
-      </w:r>
-      <w:r>
-        <w:rPr>
-          <w:rFonts w:eastAsia="Times New Roman" w:cs="Times New Roman"/>
-          <w:sz w:val="26"/>
-        </w:rPr>
-        <w:t>Т.А.,</w:t>
-      </w:r>
-      <w:r>
-        <w:rPr>
-          <w:rFonts w:eastAsia="Times New Roman" w:cs="Times New Roman"/>
-          <w:spacing w:val="-16"/>
-          <w:sz w:val="26"/>
-        </w:rPr>
-        <w:t xml:space="preserve"> </w:t>
-      </w:r>
-      <w:r>
-        <w:rPr>
-          <w:rFonts w:eastAsia="Times New Roman" w:cs="Times New Roman"/>
-          <w:sz w:val="26"/>
-        </w:rPr>
-        <w:t>Щупак</w:t>
-      </w:r>
-      <w:r>
-        <w:rPr>
-          <w:rFonts w:eastAsia="Times New Roman" w:cs="Times New Roman"/>
-          <w:spacing w:val="-14"/>
-          <w:sz w:val="26"/>
-        </w:rPr>
-        <w:t xml:space="preserve"> </w:t>
-      </w:r>
-      <w:r>
-        <w:rPr>
-          <w:rFonts w:eastAsia="Times New Roman" w:cs="Times New Roman"/>
-          <w:sz w:val="26"/>
-        </w:rPr>
-        <w:t>Ю.А.</w:t>
-      </w:r>
-      <w:r>
-        <w:rPr>
-          <w:rFonts w:eastAsia="Times New Roman" w:cs="Times New Roman"/>
-          <w:spacing w:val="-13"/>
-          <w:sz w:val="26"/>
-        </w:rPr>
-        <w:t xml:space="preserve"> </w:t>
-      </w:r>
-      <w:r>
-        <w:rPr>
-          <w:rFonts w:eastAsia="Times New Roman" w:cs="Times New Roman"/>
-          <w:sz w:val="26"/>
-        </w:rPr>
-        <w:t>Структурное</w:t>
-      </w:r>
-      <w:r>
-        <w:rPr>
-          <w:rFonts w:eastAsia="Times New Roman" w:cs="Times New Roman"/>
-          <w:spacing w:val="-13"/>
-          <w:sz w:val="26"/>
-        </w:rPr>
-        <w:t xml:space="preserve"> </w:t>
-      </w:r>
-      <w:r>
-        <w:rPr>
-          <w:rFonts w:eastAsia="Times New Roman" w:cs="Times New Roman"/>
-          <w:sz w:val="26"/>
-        </w:rPr>
-        <w:t>программирование:</w:t>
-      </w:r>
-      <w:r>
-        <w:rPr>
-          <w:rFonts w:eastAsia="Times New Roman" w:cs="Times New Roman"/>
-          <w:spacing w:val="-8"/>
-          <w:sz w:val="26"/>
-        </w:rPr>
-        <w:t xml:space="preserve"> </w:t>
-      </w:r>
-      <w:r>
-        <w:rPr>
-          <w:rFonts w:eastAsia="Times New Roman" w:cs="Times New Roman"/>
-          <w:sz w:val="26"/>
-        </w:rPr>
-        <w:t>практикум</w:t>
-      </w:r>
-      <w:r>
-        <w:rPr>
-          <w:rFonts w:eastAsia="Times New Roman" w:cs="Times New Roman"/>
-          <w:spacing w:val="-14"/>
-          <w:sz w:val="26"/>
-        </w:rPr>
-        <w:t xml:space="preserve"> </w:t>
-      </w:r>
-      <w:r>
-        <w:rPr>
-          <w:rFonts w:eastAsia="Times New Roman" w:cs="Times New Roman"/>
-          <w:sz w:val="26"/>
-        </w:rPr>
-        <w:t>/ Т. А. Павловская. — СПб.: Питер, 2003 - 240 с.</w:t>
+      <w:proofErr w:type="spellStart"/>
+      <w:r>
+        <w:rPr>
+          <w:rFonts w:eastAsia="Times New Roman" w:cs="Times New Roman"/>
+          <w:sz w:val="26"/>
+        </w:rPr>
+        <w:t>Шилдт</w:t>
+      </w:r>
+      <w:proofErr w:type="spellEnd"/>
+      <w:r>
+        <w:rPr>
+          <w:rFonts w:eastAsia="Times New Roman" w:cs="Times New Roman"/>
+          <w:sz w:val="26"/>
+        </w:rPr>
+        <w:t xml:space="preserve">, Г. Java: Полное руководство, 11-е изд. / Г. </w:t>
+      </w:r>
+      <w:proofErr w:type="spellStart"/>
+      <w:r>
+        <w:rPr>
+          <w:rFonts w:eastAsia="Times New Roman" w:cs="Times New Roman"/>
+          <w:sz w:val="26"/>
+        </w:rPr>
+        <w:t>Шилдт</w:t>
+      </w:r>
+      <w:proofErr w:type="spellEnd"/>
+      <w:r>
+        <w:rPr>
+          <w:rFonts w:eastAsia="Times New Roman" w:cs="Times New Roman"/>
+          <w:sz w:val="26"/>
+        </w:rPr>
+        <w:t>. — М.: ООО «Диалектика», 2019. — 1488 с.</w:t>
       </w:r>
     </w:p>
     <w:p>
@@ -4398,15 +4155,13 @@
         <w:widowControl w:val="0"/>
         <w:numPr>
           <w:ilvl w:val="0"/>
-          <w:numId w:val="7"/>
+          <w:numId w:val="12"/>
         </w:numPr>
-        <w:tabs>
-          <w:tab w:val="left" w:pos="1108"/>
-        </w:tabs>
         <w:autoSpaceDE w:val="0"/>
         <w:autoSpaceDN w:val="0"/>
-        <w:spacing w:line="278" w:lineRule="auto"/>
-        <w:ind w:right="724" w:firstLine="706"/>
+        <w:spacing w:line="240" w:lineRule="auto"/>
+        <w:ind w:left="856" w:hanging="357"/>
+        <w:jc w:val="left"/>
         <w:rPr>
           <w:rFonts w:eastAsia="Times New Roman" w:cs="Times New Roman"/>
           <w:sz w:val="26"/>
@@ -4417,7 +4172,7 @@
           <w:rFonts w:eastAsia="Times New Roman" w:cs="Times New Roman"/>
           <w:sz w:val="26"/>
         </w:rPr>
-        <w:t xml:space="preserve">Гамма Э., </w:t>
+        <w:t xml:space="preserve">Гамма, Э., </w:t>
       </w:r>
       <w:proofErr w:type="spellStart"/>
       <w:r>
@@ -4433,7 +4188,7 @@
           <w:rFonts w:eastAsia="Times New Roman" w:cs="Times New Roman"/>
           <w:sz w:val="26"/>
         </w:rPr>
-        <w:t xml:space="preserve"> Р., Джонсон Р., </w:t>
+        <w:t xml:space="preserve">, Р., Джонсон, Р., </w:t>
       </w:r>
       <w:proofErr w:type="spellStart"/>
       <w:r>
@@ -4449,97 +4204,89 @@
           <w:rFonts w:eastAsia="Times New Roman" w:cs="Times New Roman"/>
           <w:sz w:val="26"/>
         </w:rPr>
-        <w:t xml:space="preserve"> Дж. Приемы объектно- ориентированного</w:t>
-      </w:r>
-      <w:r>
-        <w:rPr>
-          <w:rFonts w:eastAsia="Times New Roman" w:cs="Times New Roman"/>
-          <w:spacing w:val="-11"/>
-          <w:sz w:val="26"/>
-        </w:rPr>
-        <w:t xml:space="preserve"> </w:t>
-      </w:r>
-      <w:r>
-        <w:rPr>
-          <w:rFonts w:eastAsia="Times New Roman" w:cs="Times New Roman"/>
-          <w:sz w:val="26"/>
-        </w:rPr>
-        <w:t>программирования.</w:t>
-      </w:r>
-      <w:r>
-        <w:rPr>
-          <w:rFonts w:eastAsia="Times New Roman" w:cs="Times New Roman"/>
-          <w:spacing w:val="-9"/>
-          <w:sz w:val="26"/>
-        </w:rPr>
-        <w:t xml:space="preserve"> </w:t>
-      </w:r>
-      <w:r>
-        <w:rPr>
-          <w:rFonts w:eastAsia="Times New Roman" w:cs="Times New Roman"/>
-          <w:sz w:val="26"/>
-        </w:rPr>
-        <w:t>Паттерны</w:t>
-      </w:r>
-      <w:r>
-        <w:rPr>
-          <w:rFonts w:eastAsia="Times New Roman" w:cs="Times New Roman"/>
-          <w:spacing w:val="-11"/>
-          <w:sz w:val="26"/>
-        </w:rPr>
-        <w:t xml:space="preserve"> </w:t>
-      </w:r>
-      <w:r>
-        <w:rPr>
-          <w:rFonts w:eastAsia="Times New Roman" w:cs="Times New Roman"/>
-          <w:sz w:val="26"/>
-        </w:rPr>
-        <w:t>проектирования.</w:t>
-      </w:r>
-      <w:r>
-        <w:rPr>
-          <w:rFonts w:eastAsia="Times New Roman" w:cs="Times New Roman"/>
-          <w:spacing w:val="-3"/>
-          <w:sz w:val="26"/>
-        </w:rPr>
-        <w:t xml:space="preserve"> </w:t>
-      </w:r>
-      <w:r>
-        <w:rPr>
-          <w:rFonts w:eastAsia="Times New Roman" w:cs="Times New Roman"/>
-          <w:sz w:val="26"/>
-        </w:rPr>
-        <w:t>–</w:t>
-      </w:r>
-      <w:r>
-        <w:rPr>
-          <w:rFonts w:eastAsia="Times New Roman" w:cs="Times New Roman"/>
-          <w:spacing w:val="-11"/>
-          <w:sz w:val="26"/>
-        </w:rPr>
-        <w:t xml:space="preserve"> </w:t>
-      </w:r>
-      <w:r>
-        <w:rPr>
-          <w:rFonts w:eastAsia="Times New Roman" w:cs="Times New Roman"/>
-          <w:sz w:val="26"/>
-        </w:rPr>
-        <w:t>СПб.:</w:t>
-      </w:r>
-      <w:r>
-        <w:rPr>
-          <w:rFonts w:eastAsia="Times New Roman" w:cs="Times New Roman"/>
-          <w:spacing w:val="-11"/>
-          <w:sz w:val="26"/>
-        </w:rPr>
-        <w:t xml:space="preserve"> </w:t>
-      </w:r>
-      <w:r>
-        <w:rPr>
-          <w:rFonts w:eastAsia="Times New Roman" w:cs="Times New Roman"/>
-          <w:sz w:val="26"/>
-        </w:rPr>
-        <w:t>Питер, 2014. – 368 с.: ил. – (Серия «Библиотека программиста»).</w:t>
+        <w:t>, Дж. Приемы объектно-ориентированного проектирования. Паттерны проектирования. — СПб.: Питер, 2014. — 368 с. (Серия «Библиотека программиста»).</w:t>
+      </w:r>
+    </w:p>
+    <w:p>
+      <w:pPr>
+        <w:widowControl w:val="0"/>
+        <w:numPr>
+          <w:ilvl w:val="0"/>
+          <w:numId w:val="12"/>
+        </w:numPr>
+        <w:autoSpaceDE w:val="0"/>
+        <w:autoSpaceDN w:val="0"/>
+        <w:spacing w:line="240" w:lineRule="auto"/>
+        <w:ind w:left="856" w:hanging="357"/>
+        <w:jc w:val="left"/>
+        <w:rPr>
+          <w:rFonts w:eastAsia="Times New Roman" w:cs="Times New Roman"/>
+          <w:sz w:val="26"/>
+        </w:rPr>
+      </w:pPr>
+      <w:proofErr w:type="spellStart"/>
+      <w:r>
+        <w:rPr>
+          <w:rFonts w:eastAsia="Times New Roman" w:cs="Times New Roman"/>
+          <w:sz w:val="26"/>
+        </w:rPr>
+        <w:t>Дейтел</w:t>
+      </w:r>
+      <w:proofErr w:type="spellEnd"/>
+      <w:r>
+        <w:rPr>
+          <w:rFonts w:eastAsia="Times New Roman" w:cs="Times New Roman"/>
+          <w:sz w:val="26"/>
+        </w:rPr>
+        <w:t xml:space="preserve">, Х., </w:t>
+      </w:r>
+      <w:proofErr w:type="spellStart"/>
+      <w:r>
+        <w:rPr>
+          <w:rFonts w:eastAsia="Times New Roman" w:cs="Times New Roman"/>
+          <w:sz w:val="26"/>
+        </w:rPr>
+        <w:t>Дейтел</w:t>
+      </w:r>
+      <w:proofErr w:type="spellEnd"/>
+      <w:r>
+        <w:rPr>
+          <w:rFonts w:eastAsia="Times New Roman" w:cs="Times New Roman"/>
+          <w:sz w:val="26"/>
+        </w:rPr>
+        <w:t xml:space="preserve">, П. Как программировать на Java. Книга 1. Основы программирования, 10-е изд. / Х. </w:t>
+      </w:r>
+      <w:proofErr w:type="spellStart"/>
+      <w:r>
+        <w:rPr>
+          <w:rFonts w:eastAsia="Times New Roman" w:cs="Times New Roman"/>
+          <w:sz w:val="26"/>
+        </w:rPr>
+        <w:t>Дейтел</w:t>
+      </w:r>
+      <w:proofErr w:type="spellEnd"/>
+      <w:r>
+        <w:rPr>
+          <w:rFonts w:eastAsia="Times New Roman" w:cs="Times New Roman"/>
+          <w:sz w:val="26"/>
+        </w:rPr>
+        <w:t xml:space="preserve">, П. </w:t>
+      </w:r>
+      <w:proofErr w:type="spellStart"/>
+      <w:r>
+        <w:rPr>
+          <w:rFonts w:eastAsia="Times New Roman" w:cs="Times New Roman"/>
+          <w:sz w:val="26"/>
+        </w:rPr>
+        <w:t>Дейтел</w:t>
+      </w:r>
+      <w:proofErr w:type="spellEnd"/>
+      <w:r>
+        <w:rPr>
+          <w:rFonts w:eastAsia="Times New Roman" w:cs="Times New Roman"/>
+          <w:sz w:val="26"/>
+        </w:rPr>
+        <w:t>. — М.: Бином-Пресс, 2018. — 560 с.</w:t>
       </w:r>
     </w:p>
     <w:p>
@@ -27881,6 +27628,92 @@
     </w:lvl>
   </w:abstractNum>
   <w:abstractNum w:abstractNumId="7" w15:restartNumberingAfterBreak="0">
+    <w:nsid w:val="60450544"/>
+    <w:multiLevelType w:val="hybridMultilevel"/>
+    <w:tmpl w:val="46AEDE58"/>
+    <w:lvl w:ilvl="0" w:tplc="0419000F">
+      <w:start w:val="1"/>
+      <w:numFmt w:val="decimal"/>
+      <w:lvlText w:val="%1."/>
+      <w:lvlJc w:val="left"/>
+      <w:pPr>
+        <w:ind w:left="860" w:hanging="360"/>
+      </w:pPr>
+    </w:lvl>
+    <w:lvl w:ilvl="1" w:tplc="04190019" w:tentative="1">
+      <w:start w:val="1"/>
+      <w:numFmt w:val="lowerLetter"/>
+      <w:lvlText w:val="%2."/>
+      <w:lvlJc w:val="left"/>
+      <w:pPr>
+        <w:ind w:left="1580" w:hanging="360"/>
+      </w:pPr>
+    </w:lvl>
+    <w:lvl w:ilvl="2" w:tplc="0419001B" w:tentative="1">
+      <w:start w:val="1"/>
+      <w:numFmt w:val="lowerRoman"/>
+      <w:lvlText w:val="%3."/>
+      <w:lvlJc w:val="right"/>
+      <w:pPr>
+        <w:ind w:left="2300" w:hanging="180"/>
+      </w:pPr>
+    </w:lvl>
+    <w:lvl w:ilvl="3" w:tplc="0419000F" w:tentative="1">
+      <w:start w:val="1"/>
+      <w:numFmt w:val="decimal"/>
+      <w:lvlText w:val="%4."/>
+      <w:lvlJc w:val="left"/>
+      <w:pPr>
+        <w:ind w:left="3020" w:hanging="360"/>
+      </w:pPr>
+    </w:lvl>
+    <w:lvl w:ilvl="4" w:tplc="04190019" w:tentative="1">
+      <w:start w:val="1"/>
+      <w:numFmt w:val="lowerLetter"/>
+      <w:lvlText w:val="%5."/>
+      <w:lvlJc w:val="left"/>
+      <w:pPr>
+        <w:ind w:left="3740" w:hanging="360"/>
+      </w:pPr>
+    </w:lvl>
+    <w:lvl w:ilvl="5" w:tplc="0419001B" w:tentative="1">
+      <w:start w:val="1"/>
+      <w:numFmt w:val="lowerRoman"/>
+      <w:lvlText w:val="%6."/>
+      <w:lvlJc w:val="right"/>
+      <w:pPr>
+        <w:ind w:left="4460" w:hanging="180"/>
+      </w:pPr>
+    </w:lvl>
+    <w:lvl w:ilvl="6" w:tplc="0419000F" w:tentative="1">
+      <w:start w:val="1"/>
+      <w:numFmt w:val="decimal"/>
+      <w:lvlText w:val="%7."/>
+      <w:lvlJc w:val="left"/>
+      <w:pPr>
+        <w:ind w:left="5180" w:hanging="360"/>
+      </w:pPr>
+    </w:lvl>
+    <w:lvl w:ilvl="7" w:tplc="04190019" w:tentative="1">
+      <w:start w:val="1"/>
+      <w:numFmt w:val="lowerLetter"/>
+      <w:lvlText w:val="%8."/>
+      <w:lvlJc w:val="left"/>
+      <w:pPr>
+        <w:ind w:left="5900" w:hanging="360"/>
+      </w:pPr>
+    </w:lvl>
+    <w:lvl w:ilvl="8" w:tplc="0419001B" w:tentative="1">
+      <w:start w:val="1"/>
+      <w:numFmt w:val="lowerRoman"/>
+      <w:lvlText w:val="%9."/>
+      <w:lvlJc w:val="right"/>
+      <w:pPr>
+        <w:ind w:left="6620" w:hanging="180"/>
+      </w:pPr>
+    </w:lvl>
+  </w:abstractNum>
+  <w:abstractNum w:abstractNumId="8" w15:restartNumberingAfterBreak="0">
     <w:nsid w:val="623A2402"/>
     <w:multiLevelType w:val="hybridMultilevel"/>
     <w:tmpl w:val="4BF42414"/>
@@ -27966,7 +27799,7 @@
       </w:pPr>
     </w:lvl>
   </w:abstractNum>
-  <w:abstractNum w:abstractNumId="8" w15:restartNumberingAfterBreak="0">
+  <w:abstractNum w:abstractNumId="9" w15:restartNumberingAfterBreak="0">
     <w:nsid w:val="6B487107"/>
     <w:multiLevelType w:val="hybridMultilevel"/>
     <w:tmpl w:val="B0040866"/>
@@ -28052,7 +27885,7 @@
       </w:pPr>
     </w:lvl>
   </w:abstractNum>
-  <w:abstractNum w:abstractNumId="9" w15:restartNumberingAfterBreak="0">
+  <w:abstractNum w:abstractNumId="10" w15:restartNumberingAfterBreak="0">
     <w:nsid w:val="6F1F3E39"/>
     <w:multiLevelType w:val="multilevel"/>
     <w:tmpl w:val="B0182D08"/>
@@ -28201,7 +28034,7 @@
       </w:rPr>
     </w:lvl>
   </w:abstractNum>
-  <w:abstractNum w:abstractNumId="10" w15:restartNumberingAfterBreak="0">
+  <w:abstractNum w:abstractNumId="11" w15:restartNumberingAfterBreak="0">
     <w:nsid w:val="7FA35AF8"/>
     <w:multiLevelType w:val="multilevel"/>
     <w:tmpl w:val="380A3218"/>
@@ -28351,10 +28184,10 @@
     </w:lvl>
   </w:abstractNum>
   <w:num w:numId="1">
-    <w:abstractNumId w:val="9"/>
+    <w:abstractNumId w:val="10"/>
   </w:num>
   <w:num w:numId="2">
-    <w:abstractNumId w:val="10"/>
+    <w:abstractNumId w:val="11"/>
   </w:num>
   <w:num w:numId="3">
     <w:abstractNumId w:val="0"/>
@@ -28378,9 +28211,12 @@
     <w:abstractNumId w:val="1"/>
   </w:num>
   <w:num w:numId="10">
+    <w:abstractNumId w:val="9"/>
+  </w:num>
+  <w:num w:numId="11">
     <w:abstractNumId w:val="8"/>
   </w:num>
-  <w:num w:numId="11">
+  <w:num w:numId="12">
     <w:abstractNumId w:val="7"/>
   </w:num>
 </w:numbering>
